--- a/project document.docx
+++ b/project document.docx
@@ -412,18 +412,31 @@
         </w:rPr>
         <w:t xml:space="preserve">Git Hub: </w:t>
       </w:r>
-      <w:r>
-        <w:rPr>
-          <w:b/>
-        </w:rPr>
-        <w:t>https://github.com/ajaygoudnalla24-blip/Campus-events</w:t>
-      </w:r>
+      <w:hyperlink r:id="rId5" w:history="1">
+        <w:r>
+          <w:rPr>
+            <w:rStyle w:val="Hyperlink"/>
+            <w:b/>
+          </w:rPr>
+          <w:t>https://github.com/ajaygoudnalla24-blip/Campus-events</w:t>
+        </w:r>
+      </w:hyperlink>
     </w:p>
     <w:p>
       <w:pPr>
         <w:spacing w:after="0" w:line="425" w:lineRule="auto"/>
         <w:ind w:right="763"/>
         <w:jc w:val="left"/>
+        <w:rPr>
+          <w:b/>
+        </w:rPr>
+      </w:pPr>
+    </w:p>
+    <w:p>
+      <w:pPr>
+        <w:spacing w:after="0" w:line="425" w:lineRule="auto"/>
+        <w:ind w:right="763"/>
+        <w:jc w:val="left"/>
       </w:pPr>
       <w:r>
         <w:rPr>
@@ -573,6 +586,7 @@
         <w:ind w:left="721" w:right="422" w:hanging="360"/>
       </w:pPr>
       <w:r>
+        <w:lastRenderedPageBreak/>
         <w:t xml:space="preserve">Search and filter events based on interests, categories, dates, and venues </w:t>
       </w:r>
     </w:p>
@@ -585,7 +599,6 @@
         <w:ind w:left="721" w:right="422" w:hanging="360"/>
       </w:pPr>
       <w:r>
-        <w:lastRenderedPageBreak/>
         <w:t xml:space="preserve">Register for events using a simple and secure RSVP mechanism </w:t>
       </w:r>
     </w:p>
@@ -890,6 +903,7 @@
         <w:ind w:right="422"/>
       </w:pPr>
       <w:r>
+        <w:lastRenderedPageBreak/>
         <w:t xml:space="preserve">Purpose and Impact </w:t>
       </w:r>
     </w:p>
@@ -898,7 +912,6 @@
         <w:ind w:right="422"/>
       </w:pPr>
       <w:r>
-        <w:lastRenderedPageBreak/>
         <w:t xml:space="preserve">The main purpose of the Campus Events Web Application is to digitally transform the traditional manual event management process into an efficient, automated, and transparent system. By centralizing all campus events into one platform, the system: </w:t>
       </w:r>
     </w:p>
@@ -1108,11 +1121,8 @@
         <w:ind w:left="730" w:right="422"/>
       </w:pPr>
       <w:r>
-        <w:t xml:space="preserve">The project aims to provide organizers with a single, secure administrative dashboard where they can create, update, and manage campus events efficiently. Organizers can define event details such as </w:t>
-      </w:r>
-      <w:r>
         <w:lastRenderedPageBreak/>
-        <w:t xml:space="preserve">title, venue, date, capacity, and category tags. The system automatically tracks the number of registered participants and available seats, reducing the risk of overbooking and minimizing planning errors. </w:t>
+        <w:t xml:space="preserve">The project aims to provide organizers with a single, secure administrative dashboard where they can create, update, and manage campus events efficiently. Organizers can define event details such as title, venue, date, capacity, and category tags. The system automatically tracks the number of registered participants and available seats, reducing the risk of overbooking and minimizing planning errors. </w:t>
       </w:r>
     </w:p>
     <w:p>
@@ -1378,6 +1388,7 @@
         <w:rPr>
           <w:b/>
         </w:rPr>
+        <w:lastRenderedPageBreak/>
         <w:t xml:space="preserve">Features Included in the Project Scope </w:t>
       </w:r>
     </w:p>
@@ -1386,7 +1397,6 @@
         <w:ind w:right="422"/>
       </w:pPr>
       <w:r>
-        <w:lastRenderedPageBreak/>
         <w:t xml:space="preserve">The system includes the following key features that represent a complete and functional campus event management workflow: </w:t>
       </w:r>
     </w:p>
@@ -1750,6 +1760,7 @@
         <w:rPr>
           <w:b/>
         </w:rPr>
+        <w:lastRenderedPageBreak/>
         <w:t>React Router</w:t>
       </w:r>
       <w:r>
@@ -1768,7 +1779,6 @@
         <w:rPr>
           <w:b/>
         </w:rPr>
-        <w:lastRenderedPageBreak/>
         <w:t>React Hook Form</w:t>
       </w:r>
       <w:r>
@@ -2147,6 +2157,7 @@
         <w:ind w:right="422" w:hanging="361"/>
       </w:pPr>
       <w:r>
+        <w:lastRenderedPageBreak/>
         <w:t xml:space="preserve">Ensuring that the UI always reflects the latest backend data </w:t>
       </w:r>
     </w:p>
@@ -2159,7 +2170,6 @@
         <w:ind w:right="422" w:hanging="361"/>
       </w:pPr>
       <w:r>
-        <w:lastRenderedPageBreak/>
         <w:t xml:space="preserve">Improving application performance through efficient caching and minimal re-fetching </w:t>
       </w:r>
     </w:p>
@@ -2471,6 +2481,7 @@
         <w:ind w:left="730" w:right="422"/>
       </w:pPr>
       <w:r>
+        <w:lastRenderedPageBreak/>
         <w:t xml:space="preserve">The Event Details Page provides a detailed view of a selected event. It displays complete information such as: </w:t>
       </w:r>
     </w:p>
@@ -2483,7 +2494,6 @@
         <w:ind w:right="422" w:hanging="360"/>
       </w:pPr>
       <w:r>
-        <w:lastRenderedPageBreak/>
         <w:t xml:space="preserve">Event description </w:t>
       </w:r>
     </w:p>
@@ -2770,11 +2780,8 @@
         <w:ind w:left="730" w:right="422"/>
       </w:pPr>
       <w:r>
-        <w:t xml:space="preserve">The Sign-In Page handles user authentication and session creation. Users enter their login credentials to access restricted features of the system. The authentication state is maintained using Redux global state management, ensuring that the user session persists across different pages. Once logged in, users </w:t>
-      </w:r>
-      <w:r>
         <w:lastRenderedPageBreak/>
-        <w:t xml:space="preserve">are redirected based on their role (student or organizer). Logout functionality securely clears the session and protects access to restricted routes. This page ensures controlled and secure access to the application. </w:t>
+        <w:t xml:space="preserve">The Sign-In Page handles user authentication and session creation. Users enter their login credentials to access restricted features of the system. The authentication state is maintained using Redux global state management, ensuring that the user session persists across different pages. Once logged in, users are redirected based on their role (student or organizer). Logout functionality securely clears the session and protects access to restricted routes. This page ensures controlled and secure access to the application. </w:t>
       </w:r>
     </w:p>
     <w:p>
@@ -3058,11 +3065,8 @@
         <w:ind w:right="422"/>
       </w:pPr>
       <w:r>
-        <w:t xml:space="preserve">The development of the Campus Events Web Application follows the Agile Development Model, which is an iterative and flexible approach to software development. This methodology emphasizes continuous improvement, frequent testing, and regular feedback, allowing the system to be developed in small, </w:t>
-      </w:r>
-      <w:r>
         <w:lastRenderedPageBreak/>
-        <w:t xml:space="preserve">manageable phases. By following Agile principles, the project team was able to adapt to changes easily, improve functionality step by step, and ensure a high-quality final product. </w:t>
+        <w:t xml:space="preserve">The development of the Campus Events Web Application follows the Agile Development Model, which is an iterative and flexible approach to software development. This methodology emphasizes continuous improvement, frequent testing, and regular feedback, allowing the system to be developed in small, manageable phases. By following Agile principles, the project team was able to adapt to changes easily, improve functionality step by step, and ensure a high-quality final product. </w:t>
       </w:r>
     </w:p>
     <w:p>
@@ -3334,6 +3338,7 @@
         <w:jc w:val="left"/>
       </w:pPr>
       <w:r>
+        <w:lastRenderedPageBreak/>
         <w:t xml:space="preserve">Event Creation: Manual testing confirmed that authenticated organizers can create new events with valid inputs and that the events appear instantly in the event listing. </w:t>
       </w:r>
     </w:p>
@@ -3362,7 +3367,6 @@
         <w:jc w:val="left"/>
       </w:pPr>
       <w:r>
-        <w:lastRenderedPageBreak/>
         <w:t xml:space="preserve">Data Retrieval and Synchronization: Manual testing validated that all event, user, and RSVP data is accurately fetched from the backend and synchronized with the frontend in real time. </w:t>
       </w:r>
     </w:p>
@@ -3628,6 +3632,7 @@
         <w:ind w:right="422" w:hanging="360"/>
       </w:pPr>
       <w:r>
+        <w:lastRenderedPageBreak/>
         <w:t xml:space="preserve">Event Request Flow: User requests event list → frontend sends GET request → backend retrieves event data from </w:t>
       </w:r>
       <w:proofErr w:type="spellStart"/>
@@ -3662,7 +3667,6 @@
         <w:ind w:right="422" w:hanging="360"/>
       </w:pPr>
       <w:r>
-        <w:lastRenderedPageBreak/>
         <w:t xml:space="preserve">Database Update Flow: Any change such as event creation, update, or deletion directly modifies the database and the updated data is synchronized with the frontend. </w:t>
       </w:r>
     </w:p>
@@ -3930,11 +3934,8 @@
         <w:ind w:right="422"/>
       </w:pPr>
       <w:r>
-        <w:t xml:space="preserve">The application fulfills all the defined project objectives by providing essential features such as user authentication, event discovery, online RSVP management, organizer-based event creation, real-time seat tracking, and participation history management. Its intuitive interface ensures that both students and organizers can interact with the system easily without requiring technical expertise. The implementation of </w:t>
-      </w:r>
-      <w:r>
         <w:lastRenderedPageBreak/>
-        <w:t xml:space="preserve">real-time data synchronization between the frontend and backend further enhances system reliability and user trust. </w:t>
+        <w:t xml:space="preserve">The application fulfills all the defined project objectives by providing essential features such as user authentication, event discovery, online RSVP management, organizer-based event creation, real-time seat tracking, and participation history management. Its intuitive interface ensures that both students and organizers can interact with the system easily without requiring technical expertise. The implementation of real-time data synchronization between the frontend and backend further enhances system reliability and user trust. </w:t>
       </w:r>
     </w:p>
     <w:p>
@@ -7444,6 +7445,29 @@
     <w:semiHidden/>
     <w:unhideWhenUsed/>
   </w:style>
+  <w:style w:type="character" w:styleId="Hyperlink">
+    <w:name w:val="Hyperlink"/>
+    <w:basedOn w:val="DefaultParagraphFont"/>
+    <w:uiPriority w:val="99"/>
+    <w:unhideWhenUsed/>
+    <w:rsid w:val="00AE5DE8"/>
+    <w:rPr>
+      <w:color w:val="0563C1" w:themeColor="hyperlink"/>
+      <w:u w:val="single"/>
+    </w:rPr>
+  </w:style>
+  <w:style w:type="character" w:styleId="UnresolvedMention">
+    <w:name w:val="Unresolved Mention"/>
+    <w:basedOn w:val="DefaultParagraphFont"/>
+    <w:uiPriority w:val="99"/>
+    <w:semiHidden/>
+    <w:unhideWhenUsed/>
+    <w:rsid w:val="00AE5DE8"/>
+    <w:rPr>
+      <w:color w:val="605E5C"/>
+      <w:shd w:val="clear" w:color="auto" w:fill="E1DFDD"/>
+    </w:rPr>
+  </w:style>
 </w:styles>
 </file>
 
